--- a/Website Content.docx
+++ b/Website Content.docx
@@ -174,13 +174,7 @@
         </w:numPr>
       </w:pPr>
       <w:r>
-        <w:t xml:space="preserve">Startup </w:t>
-      </w:r>
-      <w:r>
-        <w:t xml:space="preserve">Corporate </w:t>
-      </w:r>
-      <w:r>
-        <w:t>Law Index, Revisited</w:t>
+        <w:t>Startup Corporate Law Index, Revisited</w:t>
       </w:r>
     </w:p>
     <w:p>
@@ -262,11 +256,9 @@
       </w:r>
     </w:p>
     <w:p>
-      <w:proofErr w:type="gramStart"/>
       <w:r>
         <w:t>Forth</w:t>
       </w:r>
-      <w:proofErr w:type="gramEnd"/>
       <w:r>
         <w:tab/>
         <w:t>Selective Flexibility: The Hidden Evolution of Startup Corporate Law</w:t>
@@ -275,7 +267,15 @@
     <w:p>
       <w:r>
         <w:tab/>
-        <w:t>Cardozo Law Review (forthcoming)</w:t>
+      </w:r>
+      <w:r>
+        <w:t>4</w:t>
+      </w:r>
+      <w:r>
+        <w:t xml:space="preserve">7 </w:t>
+      </w:r>
+      <w:r>
+        <w:t>Cardozo Law Review</w:t>
       </w:r>
     </w:p>
     <w:p>
@@ -290,7 +290,12 @@
     <w:p>
       <w:r>
         <w:tab/>
-        <w:t>The Business Lawyer (forthcoming)</w:t>
+      </w:r>
+      <w:r>
+        <w:t xml:space="preserve">81 </w:t>
+      </w:r>
+      <w:r>
+        <w:t xml:space="preserve">The Business Lawyer </w:t>
       </w:r>
     </w:p>
     <w:p>
@@ -305,13 +310,15 @@
     <w:p>
       <w:r>
         <w:tab/>
-        <w:t xml:space="preserve">Handbook </w:t>
-      </w:r>
-      <w:r>
-        <w:t>on</w:t>
-      </w:r>
-      <w:r>
-        <w:t xml:space="preserve"> Corporate Law and Competition Law</w:t>
+      </w:r>
+      <w:r>
+        <w:t>Research Handbook on Competition and Corporate Law</w:t>
+      </w:r>
+      <w:r>
+        <w:t xml:space="preserve"> </w:t>
+      </w:r>
+      <w:r>
+        <w:t>(Edward Elgar)</w:t>
       </w:r>
       <w:r>
         <w:tab/>
@@ -333,42 +340,21 @@
       <w:r>
         <w:t xml:space="preserve">Social Enterprise Law: A Multijurisdictional </w:t>
       </w:r>
-      <w:proofErr w:type="spellStart"/>
-      <w:r>
-        <w:t>Copmarative</w:t>
-      </w:r>
-      <w:proofErr w:type="spellEnd"/>
-      <w:r>
-        <w:t xml:space="preserve"> Review (Dana </w:t>
-      </w:r>
-      <w:proofErr w:type="spellStart"/>
-      <w:r>
-        <w:t>Brakman</w:t>
-      </w:r>
-      <w:proofErr w:type="spellEnd"/>
-      <w:r>
-        <w:t xml:space="preserve"> Reiser, Steven Dean, &amp; </w:t>
-      </w:r>
-      <w:proofErr w:type="spellStart"/>
-      <w:r>
-        <w:t>Giedre</w:t>
-      </w:r>
-      <w:proofErr w:type="spellEnd"/>
-      <w:r>
-        <w:t xml:space="preserve"> </w:t>
-      </w:r>
-      <w:proofErr w:type="spellStart"/>
-      <w:r>
-        <w:t>Lideikyte</w:t>
-      </w:r>
-      <w:proofErr w:type="spellEnd"/>
-      <w:r>
-        <w:t>-Huber, eds. 2023).</w:t>
-      </w:r>
-    </w:p>
-    <w:p>
-      <w:r>
-        <w:lastRenderedPageBreak/>
+      <w:r>
+        <w:t>Comparative</w:t>
+      </w:r>
+      <w:r>
+        <w:t xml:space="preserve"> Review (</w:t>
+      </w:r>
+      <w:r>
+        <w:t>Ius Comparatum</w:t>
+      </w:r>
+      <w:r>
+        <w:t>)</w:t>
+      </w:r>
+    </w:p>
+    <w:p>
+      <w:r>
         <w:t>2023</w:t>
       </w:r>
       <w:r>
@@ -381,7 +367,11 @@
         <w:ind w:firstLine="720"/>
       </w:pPr>
       <w:r>
-        <w:t>Columbia Business Law Review, Vol. 2023, No. 2 (2023)</w:t>
+        <w:lastRenderedPageBreak/>
+        <w:t xml:space="preserve">2023 (2) </w:t>
+      </w:r>
+      <w:r>
+        <w:t>Columbia Business Law Review</w:t>
       </w:r>
     </w:p>
     <w:p>
@@ -398,7 +388,10 @@
         <w:ind w:firstLine="720"/>
       </w:pPr>
       <w:r>
-        <w:t>Review of Banking and Financial Law, Vol. 40, No. 1, 2022</w:t>
+        <w:t xml:space="preserve">40 (1) </w:t>
+      </w:r>
+      <w:r>
+        <w:t>Review of Banking and Financial Law</w:t>
       </w:r>
     </w:p>
     <w:p>
@@ -413,6 +406,11 @@
     <w:p>
       <w:r>
         <w:tab/>
+      </w:r>
+      <w:r>
+        <w:t xml:space="preserve">21(2) </w:t>
+      </w:r>
+      <w:r>
         <w:t>Journal Corporate Law Studies</w:t>
       </w:r>
     </w:p>
@@ -450,6 +448,20 @@
         <w:ind w:left="720" w:hanging="720"/>
       </w:pPr>
       <w:r>
+        <w:tab/>
+      </w:r>
+      <w:r>
+        <w:t>The Cambridge Handbook of Corporate Law, Corporate Governance and Sustainability</w:t>
+      </w:r>
+      <w:r>
+        <w:t xml:space="preserve"> (CUP)</w:t>
+      </w:r>
+    </w:p>
+    <w:p>
+      <w:pPr>
+        <w:ind w:left="720" w:hanging="720"/>
+      </w:pPr>
+      <w:r>
         <w:t>2013</w:t>
       </w:r>
       <w:r>
@@ -464,7 +476,10 @@
         <w:tab/>
       </w:r>
       <w:r>
-        <w:t>Richmond Journal of Global Law and Business, Vol. 12, No. 2, 2013</w:t>
+        <w:t xml:space="preserve">12 (2) </w:t>
+      </w:r>
+      <w:r>
+        <w:t>Richmond Journal of Global Law and Business</w:t>
       </w:r>
     </w:p>
     <w:p/>
@@ -1487,6 +1502,7 @@
   <w:style w:type="character" w:default="1" w:styleId="DefaultParagraphFont">
     <w:name w:val="Default Paragraph Font"/>
     <w:uiPriority w:val="1"/>
+    <w:semiHidden/>
     <w:unhideWhenUsed/>
   </w:style>
   <w:style w:type="table" w:default="1" w:styleId="TableNormal">
